--- a/templates/common-paper-cc-by-4.0/common-paper-term-sheet/template.docx
+++ b/templates/common-paper-cc-by-4.0/common-paper-term-sheet/template.docx
@@ -525,7 +525,7 @@
                 <w:highlight w:val="yellow"/>
                 <w:rtl w:val="0"/>
               </w:rPr>
-              <w:t xml:space="preserve">{company_name}</w:t>
+              <w:t xml:space="preserve">{party_1_signatory_company}</w:t>
             </w:r>
           </w:p>
         </w:tc>
@@ -606,7 +606,7 @@
                 <w:highlight w:val="yellow"/>
                 <w:rtl w:val="0"/>
               </w:rPr>
-              <w:t xml:space="preserve">{company_name}</w:t>
+              <w:t xml:space="preserve">{party_2_signatory_company}</w:t>
             </w:r>
           </w:p>
         </w:tc>
